--- a/mc-list-intencyjny.docx
+++ b/mc-list-intencyjny.docx
@@ -4,7 +4,115 @@
   <w:body>
     <w:p>
       <w:pPr>
-        <w:spacing w:after="60" w:before="0" w:line="252"/>
+        <w:spacing w:after="600" w:line="276"/>
+        <w:jc w:val="left"/>
+      </w:pPr>
+      <w:r>
+        <w:rPr>
+          <w:rFonts w:ascii="Times New Roman" w:cs="Times New Roman" w:eastAsia="Times New Roman" w:hAnsi="Times New Roman"/>
+          <w:b w:val="false"/>
+          <w:bCs w:val="false"/>
+          <w:i/>
+          <w:iCs/>
+          <w:sz w:val="22"/>
+          <w:szCs w:val="22"/>
+        </w:rPr>
+        <w:t xml:space="preserve">[nagłówek Ministerstwa Cyfryzacji]</w:t>
+      </w:r>
+    </w:p>
+    <w:p>
+      <w:pPr>
+        <w:spacing w:after="120" w:line="276"/>
+        <w:jc w:val="right"/>
+      </w:pPr>
+      <w:r>
+        <w:rPr>
+          <w:rFonts w:ascii="Times New Roman" w:cs="Times New Roman" w:eastAsia="Times New Roman" w:hAnsi="Times New Roman"/>
+          <w:b w:val="false"/>
+          <w:bCs w:val="false"/>
+          <w:i w:val="false"/>
+          <w:iCs w:val="false"/>
+          <w:sz w:val="22"/>
+          <w:szCs w:val="22"/>
+        </w:rPr>
+        <w:t xml:space="preserve">Warszawa, dnia ..........</w:t>
+      </w:r>
+    </w:p>
+    <w:p>
+      <w:pPr>
+        <w:spacing w:after="600" w:line="276"/>
+        <w:jc w:val="right"/>
+      </w:pPr>
+      <w:r>
+        <w:rPr>
+          <w:rFonts w:ascii="Times New Roman" w:cs="Times New Roman" w:eastAsia="Times New Roman" w:hAnsi="Times New Roman"/>
+          <w:b w:val="false"/>
+          <w:bCs w:val="false"/>
+          <w:i w:val="false"/>
+          <w:iCs w:val="false"/>
+          <w:sz w:val="22"/>
+          <w:szCs w:val="22"/>
+        </w:rPr>
+        <w:t xml:space="preserve">Znak sprawy: ..........</w:t>
+      </w:r>
+    </w:p>
+    <w:p>
+      <w:pPr>
+        <w:spacing w:after="0" w:line="276"/>
+        <w:jc w:val="left"/>
+      </w:pPr>
+      <w:r>
+        <w:rPr>
+          <w:rFonts w:ascii="Times New Roman" w:cs="Times New Roman" w:eastAsia="Times New Roman" w:hAnsi="Times New Roman"/>
+          <w:b w:val="false"/>
+          <w:bCs w:val="false"/>
+          <w:i w:val="false"/>
+          <w:iCs w:val="false"/>
+          <w:sz w:val="22"/>
+          <w:szCs w:val="22"/>
+        </w:rPr>
+        <w:t xml:space="preserve">Pan Krzysztof Olbiński</w:t>
+      </w:r>
+    </w:p>
+    <w:p>
+      <w:pPr>
+        <w:spacing w:after="0" w:line="276"/>
+        <w:jc w:val="left"/>
+      </w:pPr>
+      <w:r>
+        <w:rPr>
+          <w:rFonts w:ascii="Times New Roman" w:cs="Times New Roman" w:eastAsia="Times New Roman" w:hAnsi="Times New Roman"/>
+          <w:b w:val="false"/>
+          <w:bCs w:val="false"/>
+          <w:i w:val="false"/>
+          <w:iCs w:val="false"/>
+          <w:sz w:val="22"/>
+          <w:szCs w:val="22"/>
+        </w:rPr>
+        <w:t xml:space="preserve">ul. 11 Listopada 12/1</w:t>
+      </w:r>
+    </w:p>
+    <w:p>
+      <w:pPr>
+        <w:spacing w:after="600" w:line="276"/>
+        <w:jc w:val="left"/>
+      </w:pPr>
+      <w:r>
+        <w:rPr>
+          <w:rFonts w:ascii="Times New Roman" w:cs="Times New Roman" w:eastAsia="Times New Roman" w:hAnsi="Times New Roman"/>
+          <w:b w:val="false"/>
+          <w:bCs w:val="false"/>
+          <w:i w:val="false"/>
+          <w:iCs w:val="false"/>
+          <w:sz w:val="22"/>
+          <w:szCs w:val="22"/>
+        </w:rPr>
+        <w:t xml:space="preserve">98-200 Sieradz</w:t>
+      </w:r>
+    </w:p>
+    <w:p>
+      <w:pPr>
+        <w:spacing w:after="500" w:line="276"/>
         <w:jc w:val="center"/>
       </w:pPr>
       <w:r>
@@ -14,16 +122,160 @@
           <w:bCs/>
           <w:i w:val="false"/>
           <w:iCs w:val="false"/>
-          <w:sz w:val="24"/>
-          <w:szCs w:val="24"/>
-        </w:rPr>
-        <w:t xml:space="preserve">PROJEKT LISTU INTENCYJNEGO</w:t>
-      </w:r>
-    </w:p>
-    <w:p>
-      <w:pPr>
-        <w:spacing w:after="260" w:before="0" w:line="252"/>
-        <w:jc w:val="center"/>
+          <w:sz w:val="26"/>
+          <w:szCs w:val="26"/>
+        </w:rPr>
+        <w:t xml:space="preserve">LIST INTENCYJNY</w:t>
+      </w:r>
+    </w:p>
+    <w:p>
+      <w:pPr>
+        <w:spacing w:after="200" w:line="276"/>
+        <w:jc w:val="both"/>
+      </w:pPr>
+      <w:r>
+        <w:rPr>
+          <w:rFonts w:ascii="Times New Roman" w:cs="Times New Roman" w:eastAsia="Times New Roman" w:hAnsi="Times New Roman"/>
+          <w:b w:val="false"/>
+          <w:bCs w:val="false"/>
+          <w:i w:val="false"/>
+          <w:iCs w:val="false"/>
+          <w:sz w:val="22"/>
+          <w:szCs w:val="22"/>
+        </w:rPr>
+        <w:t xml:space="preserve">Ministerstwo Cyfryzacji zapoznało się z przedstawioną koncepcją Nagrody Konstela - cyklicznej nagrody przyznawanej osobom prowadzącym pogłębione rozmowy z modelami sztucznej inteligencji, wraz z towarzyszącą jej antologią publikowaną nieodpłatnie w internecie.</w:t>
+      </w:r>
+    </w:p>
+    <w:p>
+      <w:pPr>
+        <w:spacing w:after="200" w:line="276"/>
+        <w:jc w:val="both"/>
+      </w:pPr>
+      <w:r>
+        <w:rPr>
+          <w:rFonts w:ascii="Times New Roman" w:cs="Times New Roman" w:eastAsia="Times New Roman" w:hAnsi="Times New Roman"/>
+          <w:b w:val="false"/>
+          <w:bCs w:val="false"/>
+          <w:i w:val="false"/>
+          <w:iCs w:val="false"/>
+          <w:sz w:val="22"/>
+          <w:szCs w:val="22"/>
+        </w:rPr>
+        <w:t xml:space="preserve">Ministerstwo uznaje tematykę inicjatywy za wpisującą się w obszar rozwoju kompetencji cyfrowych, w szczególności w zakresie świadomego i krytycznego korzystania z narzędzi sztucznej inteligencji, oraz dostrzega wartość edukacyjną udostępnianych bezpłatnie materiałów źródłowych w języku polskim.</w:t>
+      </w:r>
+    </w:p>
+    <w:p>
+      <w:pPr>
+        <w:spacing w:after="200" w:line="276"/>
+        <w:jc w:val="both"/>
+      </w:pPr>
+      <w:r>
+        <w:rPr>
+          <w:rFonts w:ascii="Times New Roman" w:cs="Times New Roman" w:eastAsia="Times New Roman" w:hAnsi="Times New Roman"/>
+          <w:b w:val="false"/>
+          <w:bCs w:val="false"/>
+          <w:i w:val="false"/>
+          <w:iCs w:val="false"/>
+          <w:sz w:val="22"/>
+          <w:szCs w:val="22"/>
+        </w:rPr>
+        <w:t xml:space="preserve">Ewentualne objęcie pierwszej edycji Nagrody patronatem honorowym Ministra Cyfryzacji wymaga odrębnego wniosku, złożonego w trybie określonym w Regulaminie przyznawania patronatów Ministra Cyfryzacji; zgodnie z tym regulaminem patronat nad przedsięwzięciem cyklicznym przyznawany jest każdorazowo na jedną edycję i zwykle na okres nie dłuższy niż rok. Niniejsze pismo wskazuje tę ścieżkę i nie zawiera rozstrzygnięcia co do wniosku, który zostanie oceniony na zasadach ogólnych.</w:t>
+      </w:r>
+    </w:p>
+    <w:p>
+      <w:pPr>
+        <w:spacing w:after="200" w:line="276"/>
+        <w:jc w:val="both"/>
+      </w:pPr>
+      <w:r>
+        <w:rPr>
+          <w:rFonts w:ascii="Times New Roman" w:cs="Times New Roman" w:eastAsia="Times New Roman" w:hAnsi="Times New Roman"/>
+          <w:b w:val="false"/>
+          <w:bCs w:val="false"/>
+          <w:i w:val="false"/>
+          <w:iCs w:val="false"/>
+          <w:sz w:val="22"/>
+          <w:szCs w:val="22"/>
+        </w:rPr>
+        <w:t xml:space="preserve">Niniejsze pismo nie stanowi przyznania patronatu, zobowiązania finansowego ani zobowiązania do podjęcia innych działań po stronie Ministerstwa Cyfryzacji.</w:t>
+      </w:r>
+    </w:p>
+    <w:p>
+      <w:pPr>
+        <w:spacing w:after="700" w:line="276"/>
+        <w:jc w:val="both"/>
+      </w:pPr>
+      <w:r>
+        <w:rPr>
+          <w:rFonts w:ascii="Times New Roman" w:cs="Times New Roman" w:eastAsia="Times New Roman" w:hAnsi="Times New Roman"/>
+          <w:b w:val="false"/>
+          <w:bCs w:val="false"/>
+          <w:i w:val="false"/>
+          <w:iCs w:val="false"/>
+          <w:sz w:val="22"/>
+          <w:szCs w:val="22"/>
+        </w:rPr>
+        <w:t xml:space="preserve">Adresat może posługiwać się niniejszym pismem w kontaktach z potencjalnymi partnerami i fundatorami Nagrody oraz publikować jego treść w całości, bez cytowania fragmentów w oderwaniu od pozostałych postanowień.</w:t>
+      </w:r>
+    </w:p>
+    <w:p>
+      <w:pPr>
+        <w:spacing w:after="700" w:line="276"/>
+        <w:jc w:val="left"/>
+      </w:pPr>
+      <w:r>
+        <w:rPr>
+          <w:rFonts w:ascii="Times New Roman" w:cs="Times New Roman" w:eastAsia="Times New Roman" w:hAnsi="Times New Roman"/>
+          <w:b w:val="false"/>
+          <w:bCs w:val="false"/>
+          <w:i w:val="false"/>
+          <w:iCs w:val="false"/>
+          <w:sz w:val="22"/>
+          <w:szCs w:val="22"/>
+        </w:rPr>
+        <w:t xml:space="preserve">(pieczęć urzędowa)</w:t>
+      </w:r>
+    </w:p>
+    <w:p>
+      <w:pPr>
+        <w:spacing w:after="0" w:line="276"/>
+        <w:jc w:val="left"/>
+      </w:pPr>
+      <w:r>
+        <w:rPr>
+          <w:rFonts w:ascii="Times New Roman" w:cs="Times New Roman" w:eastAsia="Times New Roman" w:hAnsi="Times New Roman"/>
+          <w:b w:val="false"/>
+          <w:bCs w:val="false"/>
+          <w:i w:val="false"/>
+          <w:iCs w:val="false"/>
+          <w:sz w:val="22"/>
+          <w:szCs w:val="22"/>
+        </w:rPr>
+        <w:t xml:space="preserve">..........................................</w:t>
+      </w:r>
+    </w:p>
+    <w:p>
+      <w:pPr>
+        <w:spacing w:after="600" w:line="276"/>
+        <w:jc w:val="left"/>
+      </w:pPr>
+      <w:r>
+        <w:rPr>
+          <w:rFonts w:ascii="Times New Roman" w:cs="Times New Roman" w:eastAsia="Times New Roman" w:hAnsi="Times New Roman"/>
+          <w:b w:val="false"/>
+          <w:bCs w:val="false"/>
+          <w:i w:val="false"/>
+          <w:iCs w:val="false"/>
+          <w:sz w:val="20"/>
+          <w:szCs w:val="20"/>
+        </w:rPr>
+        <w:t xml:space="preserve">podpis, imię i nazwisko, stanowisko</w:t>
+      </w:r>
+    </w:p>
+    <w:p>
+      <w:pPr>
+        <w:spacing w:after="200" w:line="276"/>
+        <w:jc w:val="both"/>
       </w:pPr>
       <w:r>
         <w:rPr>
@@ -35,300 +287,12 @@
           <w:sz w:val="20"/>
           <w:szCs w:val="20"/>
         </w:rPr>
-        <w:t xml:space="preserve">Propozycja treści do dowolnej zmiany lub odrzucenia przez Ministerstwo Cyfryzacji.</w:t>
-      </w:r>
-    </w:p>
-    <w:p>
-      <w:pPr>
-        <w:spacing w:after="240" w:before="0" w:line="252"/>
-        <w:jc w:val="left"/>
-      </w:pPr>
-      <w:r>
-        <w:rPr>
-          <w:rFonts w:ascii="Times New Roman" w:cs="Times New Roman" w:eastAsia="Times New Roman" w:hAnsi="Times New Roman"/>
-          <w:b w:val="false"/>
-          <w:bCs w:val="false"/>
-          <w:i/>
-          <w:iCs/>
-          <w:sz w:val="20"/>
-          <w:szCs w:val="20"/>
-        </w:rPr>
-        <w:t xml:space="preserve">[nagłówek Ministerstwa Cyfryzacji]</w:t>
-      </w:r>
-    </w:p>
-    <w:p>
-      <w:pPr>
-        <w:spacing w:after="0" w:before="0" w:line="252"/>
-        <w:jc w:val="right"/>
-      </w:pPr>
-      <w:r>
-        <w:rPr>
-          <w:rFonts w:ascii="Times New Roman" w:cs="Times New Roman" w:eastAsia="Times New Roman" w:hAnsi="Times New Roman"/>
-          <w:b w:val="false"/>
-          <w:bCs w:val="false"/>
-          <w:i w:val="false"/>
-          <w:iCs w:val="false"/>
-          <w:sz w:val="24"/>
-          <w:szCs w:val="24"/>
-        </w:rPr>
-        <w:t xml:space="preserve">Warszawa, dnia ..........</w:t>
-      </w:r>
-    </w:p>
-    <w:p>
-      <w:pPr>
-        <w:spacing w:after="280" w:before="0" w:line="252"/>
-        <w:jc w:val="right"/>
-      </w:pPr>
-      <w:r>
-        <w:rPr>
-          <w:rFonts w:ascii="Times New Roman" w:cs="Times New Roman" w:eastAsia="Times New Roman" w:hAnsi="Times New Roman"/>
-          <w:b w:val="false"/>
-          <w:bCs w:val="false"/>
-          <w:i w:val="false"/>
-          <w:iCs w:val="false"/>
-          <w:sz w:val="24"/>
-          <w:szCs w:val="24"/>
-        </w:rPr>
-        <w:t xml:space="preserve">Znak sprawy: ..........</w:t>
-      </w:r>
-    </w:p>
-    <w:p>
-      <w:pPr>
-        <w:spacing w:after="0" w:before="0" w:line="252"/>
-        <w:jc w:val="left"/>
-      </w:pPr>
-      <w:r>
-        <w:rPr>
-          <w:rFonts w:ascii="Times New Roman" w:cs="Times New Roman" w:eastAsia="Times New Roman" w:hAnsi="Times New Roman"/>
-          <w:b w:val="false"/>
-          <w:bCs w:val="false"/>
-          <w:i w:val="false"/>
-          <w:iCs w:val="false"/>
-          <w:sz w:val="24"/>
-          <w:szCs w:val="24"/>
-        </w:rPr>
-        <w:t xml:space="preserve">Pan Krzysztof Olbiński</w:t>
-      </w:r>
-    </w:p>
-    <w:p>
-      <w:pPr>
-        <w:spacing w:after="0" w:before="0" w:line="252"/>
-        <w:jc w:val="left"/>
-      </w:pPr>
-      <w:r>
-        <w:rPr>
-          <w:rFonts w:ascii="Times New Roman" w:cs="Times New Roman" w:eastAsia="Times New Roman" w:hAnsi="Times New Roman"/>
-          <w:b w:val="false"/>
-          <w:bCs w:val="false"/>
-          <w:i w:val="false"/>
-          <w:iCs w:val="false"/>
-          <w:sz w:val="24"/>
-          <w:szCs w:val="24"/>
-        </w:rPr>
-        <w:t xml:space="preserve">ul. 11 Listopada 12/1</w:t>
-      </w:r>
-    </w:p>
-    <w:p>
-      <w:pPr>
-        <w:spacing w:after="320" w:before="0" w:line="252"/>
-        <w:jc w:val="left"/>
-      </w:pPr>
-      <w:r>
-        <w:rPr>
-          <w:rFonts w:ascii="Times New Roman" w:cs="Times New Roman" w:eastAsia="Times New Roman" w:hAnsi="Times New Roman"/>
-          <w:b w:val="false"/>
-          <w:bCs w:val="false"/>
-          <w:i w:val="false"/>
-          <w:iCs w:val="false"/>
-          <w:sz w:val="24"/>
-          <w:szCs w:val="24"/>
-        </w:rPr>
-        <w:t xml:space="preserve">98-200 Sieradz</w:t>
-      </w:r>
-    </w:p>
-    <w:p>
-      <w:pPr>
-        <w:spacing w:after="300" w:before="0" w:line="252"/>
-        <w:jc w:val="center"/>
-      </w:pPr>
-      <w:r>
-        <w:rPr>
-          <w:rFonts w:ascii="Times New Roman" w:cs="Times New Roman" w:eastAsia="Times New Roman" w:hAnsi="Times New Roman"/>
-          <w:b/>
-          <w:bCs/>
-          <w:i w:val="false"/>
-          <w:iCs w:val="false"/>
-          <w:sz w:val="24"/>
-          <w:szCs w:val="24"/>
-        </w:rPr>
-        <w:t xml:space="preserve">LIST INTENCYJNY</w:t>
-      </w:r>
-    </w:p>
-    <w:p>
-      <w:pPr>
-        <w:spacing w:after="160" w:before="0" w:line="252"/>
-        <w:jc w:val="both"/>
-      </w:pPr>
-      <w:r>
-        <w:rPr>
-          <w:rFonts w:ascii="Times New Roman" w:cs="Times New Roman" w:eastAsia="Times New Roman" w:hAnsi="Times New Roman"/>
-          <w:b w:val="false"/>
-          <w:bCs w:val="false"/>
-          <w:i w:val="false"/>
-          <w:iCs w:val="false"/>
-          <w:sz w:val="24"/>
-          <w:szCs w:val="24"/>
-        </w:rPr>
-        <w:t xml:space="preserve">Ministerstwo Cyfryzacji zapoznało się z przedstawioną koncepcją Nagrody Konstela - cyklicznej nagrody przyznawanej osobom prowadzącym pogłębione rozmowy z modelami sztucznej inteligencji, wraz z towarzyszącą jej antologią publikowaną nieodpłatnie w internecie.</w:t>
-      </w:r>
-    </w:p>
-    <w:p>
-      <w:pPr>
-        <w:spacing w:after="160" w:before="0" w:line="252"/>
-        <w:jc w:val="both"/>
-      </w:pPr>
-      <w:r>
-        <w:rPr>
-          <w:rFonts w:ascii="Times New Roman" w:cs="Times New Roman" w:eastAsia="Times New Roman" w:hAnsi="Times New Roman"/>
-          <w:b w:val="false"/>
-          <w:bCs w:val="false"/>
-          <w:i w:val="false"/>
-          <w:iCs w:val="false"/>
-          <w:sz w:val="24"/>
-          <w:szCs w:val="24"/>
-        </w:rPr>
-        <w:t xml:space="preserve">Ministerstwo uznaje tematykę inicjatywy za wpisującą się w obszar rozwoju kompetencji cyfrowych, w szczególności w zakresie świadomego i krytycznego korzystania z narzędzi sztucznej inteligencji, oraz dostrzega wartość edukacyjną udostępnianych bezpłatnie materiałów źródłowych w języku polskim.</w:t>
-      </w:r>
-    </w:p>
-    <w:p>
-      <w:pPr>
-        <w:spacing w:after="160" w:before="0" w:line="252"/>
-        <w:jc w:val="both"/>
-      </w:pPr>
-      <w:r>
-        <w:rPr>
-          <w:rFonts w:ascii="Times New Roman" w:cs="Times New Roman" w:eastAsia="Times New Roman" w:hAnsi="Times New Roman"/>
-          <w:b w:val="false"/>
-          <w:bCs w:val="false"/>
-          <w:i w:val="false"/>
-          <w:iCs w:val="false"/>
-          <w:sz w:val="24"/>
-          <w:szCs w:val="24"/>
-        </w:rPr>
-        <w:t xml:space="preserve">Ewentualne objęcie uroczystości rozstrzygnięcia pierwszej edycji Nagrody patronatem honorowym Ministra Cyfryzacji wymaga odrębnego wniosku, złożonego w formie elektronicznej nie później niż 8 tygodni przed wydarzeniem, zgodnie z trybem określonym w Regulaminie przyznawania patronatów Ministra Cyfryzacji. Niniejsze pismo wskazuje tę ścieżkę i nie zawiera rozstrzygnięcia co do wniosku, który zostanie oceniony na zasadach ogólnych.</w:t>
-      </w:r>
-    </w:p>
-    <w:p>
-      <w:pPr>
-        <w:spacing w:after="160" w:before="0" w:line="252"/>
-        <w:jc w:val="both"/>
-      </w:pPr>
-      <w:r>
-        <w:rPr>
-          <w:rFonts w:ascii="Times New Roman" w:cs="Times New Roman" w:eastAsia="Times New Roman" w:hAnsi="Times New Roman"/>
-          <w:b w:val="false"/>
-          <w:bCs w:val="false"/>
-          <w:i w:val="false"/>
-          <w:iCs w:val="false"/>
-          <w:sz w:val="24"/>
-          <w:szCs w:val="24"/>
-        </w:rPr>
-        <w:t xml:space="preserve">Niniejsze pismo nie stanowi przyznania patronatu, zobowiązania finansowego ani zobowiązania do podjęcia innych działań po stronie Ministerstwa Cyfryzacji.</w:t>
-      </w:r>
-    </w:p>
-    <w:p>
-      <w:pPr>
-        <w:spacing w:after="440" w:before="0" w:line="252"/>
-        <w:jc w:val="both"/>
-      </w:pPr>
-      <w:r>
-        <w:rPr>
-          <w:rFonts w:ascii="Times New Roman" w:cs="Times New Roman" w:eastAsia="Times New Roman" w:hAnsi="Times New Roman"/>
-          <w:b w:val="false"/>
-          <w:bCs w:val="false"/>
-          <w:i w:val="false"/>
-          <w:iCs w:val="false"/>
-          <w:sz w:val="24"/>
-          <w:szCs w:val="24"/>
-        </w:rPr>
-        <w:t xml:space="preserve">Adresat może posługiwać się niniejszym pismem w kontaktach z potencjalnymi partnerami i fundatorami Nagrody oraz publikować jego treść w całości, bez cytowania fragmentów w oderwaniu od pozostałych postanowień.</w:t>
-      </w:r>
-    </w:p>
-    <w:p>
-      <w:pPr>
-        <w:spacing w:after="460" w:before="0" w:line="252"/>
-        <w:jc w:val="center"/>
-      </w:pPr>
-      <w:r>
-        <w:rPr>
-          <w:rFonts w:ascii="Times New Roman" w:cs="Times New Roman" w:eastAsia="Times New Roman" w:hAnsi="Times New Roman"/>
-          <w:b w:val="false"/>
-          <w:bCs w:val="false"/>
-          <w:i w:val="false"/>
-          <w:iCs w:val="false"/>
-          <w:sz w:val="20"/>
-          <w:szCs w:val="20"/>
-        </w:rPr>
-        <w:t xml:space="preserve">(pieczęć urzędowa)</w:t>
-      </w:r>
-    </w:p>
-    <w:p>
-      <w:pPr>
-        <w:spacing w:after="0" w:before="0" w:line="252"/>
-        <w:jc w:val="center"/>
-      </w:pPr>
-      <w:r>
-        <w:rPr>
-          <w:rFonts w:ascii="Times New Roman" w:cs="Times New Roman" w:eastAsia="Times New Roman" w:hAnsi="Times New Roman"/>
-          <w:b w:val="false"/>
-          <w:bCs w:val="false"/>
-          <w:i w:val="false"/>
-          <w:iCs w:val="false"/>
-          <w:sz w:val="24"/>
-          <w:szCs w:val="24"/>
-        </w:rPr>
-        <w:t xml:space="preserve">..........................................</w:t>
-      </w:r>
-    </w:p>
-    <w:p>
-      <w:pPr>
-        <w:spacing w:after="360" w:before="0" w:line="252"/>
-        <w:jc w:val="center"/>
-      </w:pPr>
-      <w:r>
-        <w:rPr>
-          <w:rFonts w:ascii="Times New Roman" w:cs="Times New Roman" w:eastAsia="Times New Roman" w:hAnsi="Times New Roman"/>
-          <w:b w:val="false"/>
-          <w:bCs w:val="false"/>
-          <w:i w:val="false"/>
-          <w:iCs w:val="false"/>
-          <w:sz w:val="20"/>
-          <w:szCs w:val="20"/>
-        </w:rPr>
-        <w:t xml:space="preserve">podpis, imię i nazwisko, stanowisko</w:t>
-      </w:r>
-    </w:p>
-    <w:p>
-      <w:pPr>
-        <w:spacing w:after="160" w:before="0" w:line="252"/>
-        <w:jc w:val="left"/>
-      </w:pPr>
-      <w:r>
-        <w:rPr>
-          <w:rFonts w:ascii="Times New Roman" w:cs="Times New Roman" w:eastAsia="Times New Roman" w:hAnsi="Times New Roman"/>
-          <w:b w:val="false"/>
-          <w:bCs w:val="false"/>
-          <w:i/>
-          <w:iCs/>
-          <w:sz w:val="20"/>
-          <w:szCs w:val="20"/>
-        </w:rPr>
         <w:t xml:space="preserve">Pismo może zostać opatrzone kwalifikowanym podpisem elektronicznym zamiast podpisu odręcznego i pieczęci.</w:t>
       </w:r>
     </w:p>
     <w:sectPr>
       <w:pgSz w:w="11906" w:h="16838" w:orient="portrait"/>
-      <w:pgMar w:top="1021" w:right="1134" w:bottom="1021" w:left="1134" w:header="708" w:footer="708" w:gutter="0"/>
+      <w:pgMar w:top="1418" w:right="1418" w:bottom="1418" w:left="1418" w:header="708" w:footer="708" w:gutter="0"/>
       <w:pgNumType/>
       <w:docGrid w:linePitch="360"/>
     </w:sectPr>
@@ -515,8 +479,8 @@
     <w:rPrDefault>
       <w:rPr>
         <w:rFonts w:ascii="Times New Roman" w:cs="Times New Roman" w:eastAsia="Times New Roman" w:hAnsi="Times New Roman"/>
-        <w:sz w:val="24"/>
-        <w:szCs w:val="24"/>
+        <w:sz w:val="22"/>
+        <w:szCs w:val="22"/>
       </w:rPr>
     </w:rPrDefault>
     <w:pPrDefault/>
